--- a/pr-preview/pr-101/Your-Book-Title.docx
+++ b/pr-preview/pr-101/Your-Book-Title.docx
@@ -2265,7 +2265,7 @@
         <w:t xml:space="preserve"> </w:t>
       </w:r>
       <w:r>
-        <w:t xml:space="preserve">f7ae427</w:t>
+        <w:t xml:space="preserve">f65d069</w:t>
       </w:r>
     </w:p>
     <w:p>
@@ -2287,7 +2287,7 @@
         <w:t xml:space="preserve"> </w:t>
       </w:r>
       <w:r>
-        <w:t xml:space="preserve">f7ae4273e3c11fce97b191a145373fd5f2ee4c3c</w:t>
+        <w:t xml:space="preserve">f65d069314486a5d9f5969e4f80a99c2598f729e</w:t>
       </w:r>
     </w:p>
     <w:p>
@@ -2309,7 +2309,7 @@
         <w:t xml:space="preserve"> </w:t>
       </w:r>
       <w:r>
-        <w:t xml:space="preserve">2026-10-26 21:41:02 -0700</w:t>
+        <w:t xml:space="preserve">2026-10-27 04:47:40 +0000</w:t>
       </w:r>
     </w:p>
     <w:p>
